--- a/notebooks/outputs/new/Chapter7_Evaluation.docx
+++ b/notebooks/outputs/new/Chapter7_Evaluation.docx
@@ -289,8 +289,6 @@
             <w:r>
               <w:rPr>
                 <w:rFonts w:ascii="Times New Roman" w:cs="Times New Roman" w:eastAsia="Times New Roman" w:hAnsi="Times New Roman"/>
-                <w:b w:val="false"/>
-                <w:bCs w:val="false"/>
                 <w:sz w:val="19"/>
                 <w:szCs w:val="19"/>
               </w:rPr>
@@ -315,8 +313,6 @@
             <w:r>
               <w:rPr>
                 <w:rFonts w:ascii="Times New Roman" w:cs="Times New Roman" w:eastAsia="Times New Roman" w:hAnsi="Times New Roman"/>
-                <w:b w:val="false"/>
-                <w:bCs w:val="false"/>
                 <w:sz w:val="19"/>
                 <w:szCs w:val="19"/>
               </w:rPr>
@@ -341,8 +337,6 @@
             <w:r>
               <w:rPr>
                 <w:rFonts w:ascii="Times New Roman" w:cs="Times New Roman" w:eastAsia="Times New Roman" w:hAnsi="Times New Roman"/>
-                <w:b w:val="false"/>
-                <w:bCs w:val="false"/>
                 <w:sz w:val="19"/>
                 <w:szCs w:val="19"/>
               </w:rPr>
@@ -367,8 +361,6 @@
             <w:r>
               <w:rPr>
                 <w:rFonts w:ascii="Times New Roman" w:cs="Times New Roman" w:eastAsia="Times New Roman" w:hAnsi="Times New Roman"/>
-                <w:b w:val="false"/>
-                <w:bCs w:val="false"/>
                 <w:sz w:val="19"/>
                 <w:szCs w:val="19"/>
               </w:rPr>
@@ -395,8 +387,6 @@
             <w:r>
               <w:rPr>
                 <w:rFonts w:ascii="Times New Roman" w:cs="Times New Roman" w:eastAsia="Times New Roman" w:hAnsi="Times New Roman"/>
-                <w:b w:val="false"/>
-                <w:bCs w:val="false"/>
                 <w:sz w:val="19"/>
                 <w:szCs w:val="19"/>
               </w:rPr>
@@ -421,8 +411,6 @@
             <w:r>
               <w:rPr>
                 <w:rFonts w:ascii="Times New Roman" w:cs="Times New Roman" w:eastAsia="Times New Roman" w:hAnsi="Times New Roman"/>
-                <w:b w:val="false"/>
-                <w:bCs w:val="false"/>
                 <w:sz w:val="19"/>
                 <w:szCs w:val="19"/>
               </w:rPr>
@@ -447,8 +435,6 @@
             <w:r>
               <w:rPr>
                 <w:rFonts w:ascii="Times New Roman" w:cs="Times New Roman" w:eastAsia="Times New Roman" w:hAnsi="Times New Roman"/>
-                <w:b w:val="false"/>
-                <w:bCs w:val="false"/>
                 <w:sz w:val="19"/>
                 <w:szCs w:val="19"/>
               </w:rPr>
@@ -473,8 +459,6 @@
             <w:r>
               <w:rPr>
                 <w:rFonts w:ascii="Times New Roman" w:cs="Times New Roman" w:eastAsia="Times New Roman" w:hAnsi="Times New Roman"/>
-                <w:b w:val="false"/>
-                <w:bCs w:val="false"/>
                 <w:sz w:val="19"/>
                 <w:szCs w:val="19"/>
               </w:rPr>
@@ -501,8 +485,6 @@
             <w:r>
               <w:rPr>
                 <w:rFonts w:ascii="Times New Roman" w:cs="Times New Roman" w:eastAsia="Times New Roman" w:hAnsi="Times New Roman"/>
-                <w:b w:val="false"/>
-                <w:bCs w:val="false"/>
                 <w:sz w:val="19"/>
                 <w:szCs w:val="19"/>
               </w:rPr>
@@ -527,8 +509,6 @@
             <w:r>
               <w:rPr>
                 <w:rFonts w:ascii="Times New Roman" w:cs="Times New Roman" w:eastAsia="Times New Roman" w:hAnsi="Times New Roman"/>
-                <w:b w:val="false"/>
-                <w:bCs w:val="false"/>
                 <w:sz w:val="19"/>
                 <w:szCs w:val="19"/>
               </w:rPr>
@@ -553,8 +533,6 @@
             <w:r>
               <w:rPr>
                 <w:rFonts w:ascii="Times New Roman" w:cs="Times New Roman" w:eastAsia="Times New Roman" w:hAnsi="Times New Roman"/>
-                <w:b w:val="false"/>
-                <w:bCs w:val="false"/>
                 <w:sz w:val="19"/>
                 <w:szCs w:val="19"/>
               </w:rPr>
@@ -579,8 +557,6 @@
             <w:r>
               <w:rPr>
                 <w:rFonts w:ascii="Times New Roman" w:cs="Times New Roman" w:eastAsia="Times New Roman" w:hAnsi="Times New Roman"/>
-                <w:b w:val="false"/>
-                <w:bCs w:val="false"/>
                 <w:sz w:val="19"/>
                 <w:szCs w:val="19"/>
               </w:rPr>
@@ -607,8 +583,6 @@
             <w:r>
               <w:rPr>
                 <w:rFonts w:ascii="Times New Roman" w:cs="Times New Roman" w:eastAsia="Times New Roman" w:hAnsi="Times New Roman"/>
-                <w:b w:val="false"/>
-                <w:bCs w:val="false"/>
                 <w:sz w:val="19"/>
                 <w:szCs w:val="19"/>
               </w:rPr>
@@ -633,8 +607,6 @@
             <w:r>
               <w:rPr>
                 <w:rFonts w:ascii="Times New Roman" w:cs="Times New Roman" w:eastAsia="Times New Roman" w:hAnsi="Times New Roman"/>
-                <w:b w:val="false"/>
-                <w:bCs w:val="false"/>
                 <w:sz w:val="19"/>
                 <w:szCs w:val="19"/>
               </w:rPr>
@@ -659,8 +631,6 @@
             <w:r>
               <w:rPr>
                 <w:rFonts w:ascii="Times New Roman" w:cs="Times New Roman" w:eastAsia="Times New Roman" w:hAnsi="Times New Roman"/>
-                <w:b w:val="false"/>
-                <w:bCs w:val="false"/>
                 <w:sz w:val="19"/>
                 <w:szCs w:val="19"/>
               </w:rPr>
@@ -685,8 +655,6 @@
             <w:r>
               <w:rPr>
                 <w:rFonts w:ascii="Times New Roman" w:cs="Times New Roman" w:eastAsia="Times New Roman" w:hAnsi="Times New Roman"/>
-                <w:b w:val="false"/>
-                <w:bCs w:val="false"/>
                 <w:sz w:val="19"/>
                 <w:szCs w:val="19"/>
               </w:rPr>
@@ -713,8 +681,6 @@
             <w:r>
               <w:rPr>
                 <w:rFonts w:ascii="Times New Roman" w:cs="Times New Roman" w:eastAsia="Times New Roman" w:hAnsi="Times New Roman"/>
-                <w:b w:val="false"/>
-                <w:bCs w:val="false"/>
                 <w:sz w:val="19"/>
                 <w:szCs w:val="19"/>
               </w:rPr>
@@ -739,8 +705,6 @@
             <w:r>
               <w:rPr>
                 <w:rFonts w:ascii="Times New Roman" w:cs="Times New Roman" w:eastAsia="Times New Roman" w:hAnsi="Times New Roman"/>
-                <w:b w:val="false"/>
-                <w:bCs w:val="false"/>
                 <w:sz w:val="19"/>
                 <w:szCs w:val="19"/>
               </w:rPr>
@@ -765,8 +729,6 @@
             <w:r>
               <w:rPr>
                 <w:rFonts w:ascii="Times New Roman" w:cs="Times New Roman" w:eastAsia="Times New Roman" w:hAnsi="Times New Roman"/>
-                <w:b w:val="false"/>
-                <w:bCs w:val="false"/>
                 <w:sz w:val="19"/>
                 <w:szCs w:val="19"/>
               </w:rPr>
@@ -791,8 +753,6 @@
             <w:r>
               <w:rPr>
                 <w:rFonts w:ascii="Times New Roman" w:cs="Times New Roman" w:eastAsia="Times New Roman" w:hAnsi="Times New Roman"/>
-                <w:b w:val="false"/>
-                <w:bCs w:val="false"/>
                 <w:sz w:val="19"/>
                 <w:szCs w:val="19"/>
               </w:rPr>
@@ -815,7 +775,7 @@
           <w:sz w:val="20"/>
           <w:szCs w:val="20"/>
         </w:rPr>
-        <w:t xml:space="preserve">Table 7.1: Fine-tuning configuration (identical for all specialist adapters).</w:t>
+        <w:t xml:space="preserve">Table 7.1: Fine-tuning configuration (identical for all specialist adapters and the merged ablation adapter).</w:t>
       </w:r>
     </w:p>
     <w:p>
@@ -1012,8 +972,6 @@
             <w:r>
               <w:rPr>
                 <w:rFonts w:ascii="Times New Roman" w:cs="Times New Roman" w:eastAsia="Times New Roman" w:hAnsi="Times New Roman"/>
-                <w:b w:val="false"/>
-                <w:bCs w:val="false"/>
                 <w:sz w:val="19"/>
                 <w:szCs w:val="19"/>
               </w:rPr>
@@ -1038,8 +996,6 @@
             <w:r>
               <w:rPr>
                 <w:rFonts w:ascii="Times New Roman" w:cs="Times New Roman" w:eastAsia="Times New Roman" w:hAnsi="Times New Roman"/>
-                <w:b w:val="false"/>
-                <w:bCs w:val="false"/>
                 <w:sz w:val="19"/>
                 <w:szCs w:val="19"/>
               </w:rPr>
@@ -1064,8 +1020,6 @@
             <w:r>
               <w:rPr>
                 <w:rFonts w:ascii="Times New Roman" w:cs="Times New Roman" w:eastAsia="Times New Roman" w:hAnsi="Times New Roman"/>
-                <w:b w:val="false"/>
-                <w:bCs w:val="false"/>
                 <w:sz w:val="19"/>
                 <w:szCs w:val="19"/>
               </w:rPr>
@@ -1090,8 +1044,6 @@
             <w:r>
               <w:rPr>
                 <w:rFonts w:ascii="Times New Roman" w:cs="Times New Roman" w:eastAsia="Times New Roman" w:hAnsi="Times New Roman"/>
-                <w:b w:val="false"/>
-                <w:bCs w:val="false"/>
                 <w:sz w:val="19"/>
                 <w:szCs w:val="19"/>
               </w:rPr>
@@ -1118,8 +1070,6 @@
             <w:r>
               <w:rPr>
                 <w:rFonts w:ascii="Times New Roman" w:cs="Times New Roman" w:eastAsia="Times New Roman" w:hAnsi="Times New Roman"/>
-                <w:b w:val="false"/>
-                <w:bCs w:val="false"/>
                 <w:sz w:val="19"/>
                 <w:szCs w:val="19"/>
               </w:rPr>
@@ -1144,8 +1094,6 @@
             <w:r>
               <w:rPr>
                 <w:rFonts w:ascii="Times New Roman" w:cs="Times New Roman" w:eastAsia="Times New Roman" w:hAnsi="Times New Roman"/>
-                <w:b w:val="false"/>
-                <w:bCs w:val="false"/>
                 <w:sz w:val="19"/>
                 <w:szCs w:val="19"/>
               </w:rPr>
@@ -1170,8 +1118,6 @@
             <w:r>
               <w:rPr>
                 <w:rFonts w:ascii="Times New Roman" w:cs="Times New Roman" w:eastAsia="Times New Roman" w:hAnsi="Times New Roman"/>
-                <w:b w:val="false"/>
-                <w:bCs w:val="false"/>
                 <w:sz w:val="19"/>
                 <w:szCs w:val="19"/>
               </w:rPr>
@@ -1196,8 +1142,6 @@
             <w:r>
               <w:rPr>
                 <w:rFonts w:ascii="Times New Roman" w:cs="Times New Roman" w:eastAsia="Times New Roman" w:hAnsi="Times New Roman"/>
-                <w:b w:val="false"/>
-                <w:bCs w:val="false"/>
                 <w:sz w:val="19"/>
                 <w:szCs w:val="19"/>
               </w:rPr>
@@ -1224,8 +1168,6 @@
             <w:r>
               <w:rPr>
                 <w:rFonts w:ascii="Times New Roman" w:cs="Times New Roman" w:eastAsia="Times New Roman" w:hAnsi="Times New Roman"/>
-                <w:b w:val="false"/>
-                <w:bCs w:val="false"/>
                 <w:sz w:val="19"/>
                 <w:szCs w:val="19"/>
               </w:rPr>
@@ -1250,8 +1192,6 @@
             <w:r>
               <w:rPr>
                 <w:rFonts w:ascii="Times New Roman" w:cs="Times New Roman" w:eastAsia="Times New Roman" w:hAnsi="Times New Roman"/>
-                <w:b w:val="false"/>
-                <w:bCs w:val="false"/>
                 <w:sz w:val="19"/>
                 <w:szCs w:val="19"/>
               </w:rPr>
@@ -1276,8 +1216,6 @@
             <w:r>
               <w:rPr>
                 <w:rFonts w:ascii="Times New Roman" w:cs="Times New Roman" w:eastAsia="Times New Roman" w:hAnsi="Times New Roman"/>
-                <w:b w:val="false"/>
-                <w:bCs w:val="false"/>
                 <w:sz w:val="19"/>
                 <w:szCs w:val="19"/>
               </w:rPr>
@@ -1302,8 +1240,6 @@
             <w:r>
               <w:rPr>
                 <w:rFonts w:ascii="Times New Roman" w:cs="Times New Roman" w:eastAsia="Times New Roman" w:hAnsi="Times New Roman"/>
-                <w:b w:val="false"/>
-                <w:bCs w:val="false"/>
                 <w:sz w:val="19"/>
                 <w:szCs w:val="19"/>
               </w:rPr>
@@ -1330,8 +1266,6 @@
             <w:r>
               <w:rPr>
                 <w:rFonts w:ascii="Times New Roman" w:cs="Times New Roman" w:eastAsia="Times New Roman" w:hAnsi="Times New Roman"/>
-                <w:b w:val="false"/>
-                <w:bCs w:val="false"/>
                 <w:sz w:val="19"/>
                 <w:szCs w:val="19"/>
               </w:rPr>
@@ -1356,8 +1290,6 @@
             <w:r>
               <w:rPr>
                 <w:rFonts w:ascii="Times New Roman" w:cs="Times New Roman" w:eastAsia="Times New Roman" w:hAnsi="Times New Roman"/>
-                <w:b w:val="false"/>
-                <w:bCs w:val="false"/>
                 <w:sz w:val="19"/>
                 <w:szCs w:val="19"/>
               </w:rPr>
@@ -1382,8 +1314,6 @@
             <w:r>
               <w:rPr>
                 <w:rFonts w:ascii="Times New Roman" w:cs="Times New Roman" w:eastAsia="Times New Roman" w:hAnsi="Times New Roman"/>
-                <w:b w:val="false"/>
-                <w:bCs w:val="false"/>
                 <w:sz w:val="19"/>
                 <w:szCs w:val="19"/>
               </w:rPr>
@@ -1408,8 +1338,6 @@
             <w:r>
               <w:rPr>
                 <w:rFonts w:ascii="Times New Roman" w:cs="Times New Roman" w:eastAsia="Times New Roman" w:hAnsi="Times New Roman"/>
-                <w:b w:val="false"/>
-                <w:bCs w:val="false"/>
                 <w:sz w:val="19"/>
                 <w:szCs w:val="19"/>
               </w:rPr>
@@ -1446,7 +1374,7 @@
           <w:sz w:val="22"/>
           <w:szCs w:val="22"/>
         </w:rPr>
-        <w:t xml:space="preserve">For system-level evaluation the three test splits were concatenated and deduplicated on the raw user prompt (1,608 duplicates removed, predominantly benign samples shared across the three datasets), matching deployment semantics in which a single incoming prompt is examined once by the pipeline. Each injection sample retains its true category label, enabling the cross-category and attribution analyses in Section 7.5.</w:t>
+        <w:t xml:space="preserve">For system-level evaluation the three test splits were concatenated and deduplicated on the raw user prompt (1,608 duplicates removed, predominantly benign samples shared across the three datasets), matching deployment semantics in which a single incoming prompt is examined once by the pipeline. Each injection sample retains its true category label, enabling the cross-category and attribution analyses in Section 7.5. For the ablation, the three datasets' training and validation splits were merged under the same deduplication rule, giving the control adapter approximately three times a single specialist's training data under an otherwise identical protocol.</w:t>
       </w:r>
     </w:p>
     <w:p>
@@ -1803,8 +1731,6 @@
             <w:r>
               <w:rPr>
                 <w:rFonts w:ascii="Times New Roman" w:cs="Times New Roman" w:eastAsia="Times New Roman" w:hAnsi="Times New Roman"/>
-                <w:b w:val="false"/>
-                <w:bCs w:val="false"/>
                 <w:sz w:val="19"/>
                 <w:szCs w:val="19"/>
               </w:rPr>
@@ -1829,8 +1755,6 @@
             <w:r>
               <w:rPr>
                 <w:rFonts w:ascii="Times New Roman" w:cs="Times New Roman" w:eastAsia="Times New Roman" w:hAnsi="Times New Roman"/>
-                <w:b w:val="false"/>
-                <w:bCs w:val="false"/>
                 <w:sz w:val="19"/>
                 <w:szCs w:val="19"/>
               </w:rPr>
@@ -1855,8 +1779,6 @@
             <w:r>
               <w:rPr>
                 <w:rFonts w:ascii="Times New Roman" w:cs="Times New Roman" w:eastAsia="Times New Roman" w:hAnsi="Times New Roman"/>
-                <w:b w:val="false"/>
-                <w:bCs w:val="false"/>
                 <w:sz w:val="19"/>
                 <w:szCs w:val="19"/>
               </w:rPr>
@@ -1881,8 +1803,6 @@
             <w:r>
               <w:rPr>
                 <w:rFonts w:ascii="Times New Roman" w:cs="Times New Roman" w:eastAsia="Times New Roman" w:hAnsi="Times New Roman"/>
-                <w:b w:val="false"/>
-                <w:bCs w:val="false"/>
                 <w:sz w:val="19"/>
                 <w:szCs w:val="19"/>
               </w:rPr>
@@ -1907,8 +1827,6 @@
             <w:r>
               <w:rPr>
                 <w:rFonts w:ascii="Times New Roman" w:cs="Times New Roman" w:eastAsia="Times New Roman" w:hAnsi="Times New Roman"/>
-                <w:b w:val="false"/>
-                <w:bCs w:val="false"/>
                 <w:sz w:val="19"/>
                 <w:szCs w:val="19"/>
               </w:rPr>
@@ -1933,8 +1851,6 @@
             <w:r>
               <w:rPr>
                 <w:rFonts w:ascii="Times New Roman" w:cs="Times New Roman" w:eastAsia="Times New Roman" w:hAnsi="Times New Roman"/>
-                <w:b w:val="false"/>
-                <w:bCs w:val="false"/>
                 <w:sz w:val="19"/>
                 <w:szCs w:val="19"/>
               </w:rPr>
@@ -1959,8 +1875,6 @@
             <w:r>
               <w:rPr>
                 <w:rFonts w:ascii="Times New Roman" w:cs="Times New Roman" w:eastAsia="Times New Roman" w:hAnsi="Times New Roman"/>
-                <w:b w:val="false"/>
-                <w:bCs w:val="false"/>
                 <w:sz w:val="19"/>
                 <w:szCs w:val="19"/>
               </w:rPr>
@@ -1985,8 +1899,6 @@
             <w:r>
               <w:rPr>
                 <w:rFonts w:ascii="Times New Roman" w:cs="Times New Roman" w:eastAsia="Times New Roman" w:hAnsi="Times New Roman"/>
-                <w:b w:val="false"/>
-                <w:bCs w:val="false"/>
                 <w:sz w:val="19"/>
                 <w:szCs w:val="19"/>
               </w:rPr>
@@ -2013,8 +1925,6 @@
             <w:r>
               <w:rPr>
                 <w:rFonts w:ascii="Times New Roman" w:cs="Times New Roman" w:eastAsia="Times New Roman" w:hAnsi="Times New Roman"/>
-                <w:b w:val="false"/>
-                <w:bCs w:val="false"/>
                 <w:sz w:val="19"/>
                 <w:szCs w:val="19"/>
               </w:rPr>
@@ -2039,8 +1949,6 @@
             <w:r>
               <w:rPr>
                 <w:rFonts w:ascii="Times New Roman" w:cs="Times New Roman" w:eastAsia="Times New Roman" w:hAnsi="Times New Roman"/>
-                <w:b w:val="false"/>
-                <w:bCs w:val="false"/>
                 <w:sz w:val="19"/>
                 <w:szCs w:val="19"/>
               </w:rPr>
@@ -2065,8 +1973,6 @@
             <w:r>
               <w:rPr>
                 <w:rFonts w:ascii="Times New Roman" w:cs="Times New Roman" w:eastAsia="Times New Roman" w:hAnsi="Times New Roman"/>
-                <w:b w:val="false"/>
-                <w:bCs w:val="false"/>
                 <w:sz w:val="19"/>
                 <w:szCs w:val="19"/>
               </w:rPr>
@@ -2091,8 +1997,6 @@
             <w:r>
               <w:rPr>
                 <w:rFonts w:ascii="Times New Roman" w:cs="Times New Roman" w:eastAsia="Times New Roman" w:hAnsi="Times New Roman"/>
-                <w:b w:val="false"/>
-                <w:bCs w:val="false"/>
                 <w:sz w:val="19"/>
                 <w:szCs w:val="19"/>
               </w:rPr>
@@ -2117,8 +2021,6 @@
             <w:r>
               <w:rPr>
                 <w:rFonts w:ascii="Times New Roman" w:cs="Times New Roman" w:eastAsia="Times New Roman" w:hAnsi="Times New Roman"/>
-                <w:b w:val="false"/>
-                <w:bCs w:val="false"/>
                 <w:sz w:val="19"/>
                 <w:szCs w:val="19"/>
               </w:rPr>
@@ -2143,8 +2045,6 @@
             <w:r>
               <w:rPr>
                 <w:rFonts w:ascii="Times New Roman" w:cs="Times New Roman" w:eastAsia="Times New Roman" w:hAnsi="Times New Roman"/>
-                <w:b w:val="false"/>
-                <w:bCs w:val="false"/>
                 <w:sz w:val="19"/>
                 <w:szCs w:val="19"/>
               </w:rPr>
@@ -2169,8 +2069,6 @@
             <w:r>
               <w:rPr>
                 <w:rFonts w:ascii="Times New Roman" w:cs="Times New Roman" w:eastAsia="Times New Roman" w:hAnsi="Times New Roman"/>
-                <w:b w:val="false"/>
-                <w:bCs w:val="false"/>
                 <w:sz w:val="19"/>
                 <w:szCs w:val="19"/>
               </w:rPr>
@@ -2195,8 +2093,6 @@
             <w:r>
               <w:rPr>
                 <w:rFonts w:ascii="Times New Roman" w:cs="Times New Roman" w:eastAsia="Times New Roman" w:hAnsi="Times New Roman"/>
-                <w:b w:val="false"/>
-                <w:bCs w:val="false"/>
                 <w:sz w:val="19"/>
                 <w:szCs w:val="19"/>
               </w:rPr>
@@ -2223,8 +2119,6 @@
             <w:r>
               <w:rPr>
                 <w:rFonts w:ascii="Times New Roman" w:cs="Times New Roman" w:eastAsia="Times New Roman" w:hAnsi="Times New Roman"/>
-                <w:b w:val="false"/>
-                <w:bCs w:val="false"/>
                 <w:sz w:val="19"/>
                 <w:szCs w:val="19"/>
               </w:rPr>
@@ -2249,8 +2143,6 @@
             <w:r>
               <w:rPr>
                 <w:rFonts w:ascii="Times New Roman" w:cs="Times New Roman" w:eastAsia="Times New Roman" w:hAnsi="Times New Roman"/>
-                <w:b w:val="false"/>
-                <w:bCs w:val="false"/>
                 <w:sz w:val="19"/>
                 <w:szCs w:val="19"/>
               </w:rPr>
@@ -2275,8 +2167,6 @@
             <w:r>
               <w:rPr>
                 <w:rFonts w:ascii="Times New Roman" w:cs="Times New Roman" w:eastAsia="Times New Roman" w:hAnsi="Times New Roman"/>
-                <w:b w:val="false"/>
-                <w:bCs w:val="false"/>
                 <w:sz w:val="19"/>
                 <w:szCs w:val="19"/>
               </w:rPr>
@@ -2301,8 +2191,6 @@
             <w:r>
               <w:rPr>
                 <w:rFonts w:ascii="Times New Roman" w:cs="Times New Roman" w:eastAsia="Times New Roman" w:hAnsi="Times New Roman"/>
-                <w:b w:val="false"/>
-                <w:bCs w:val="false"/>
                 <w:sz w:val="19"/>
                 <w:szCs w:val="19"/>
               </w:rPr>
@@ -2327,8 +2215,6 @@
             <w:r>
               <w:rPr>
                 <w:rFonts w:ascii="Times New Roman" w:cs="Times New Roman" w:eastAsia="Times New Roman" w:hAnsi="Times New Roman"/>
-                <w:b w:val="false"/>
-                <w:bCs w:val="false"/>
                 <w:sz w:val="19"/>
                 <w:szCs w:val="19"/>
               </w:rPr>
@@ -2353,8 +2239,6 @@
             <w:r>
               <w:rPr>
                 <w:rFonts w:ascii="Times New Roman" w:cs="Times New Roman" w:eastAsia="Times New Roman" w:hAnsi="Times New Roman"/>
-                <w:b w:val="false"/>
-                <w:bCs w:val="false"/>
                 <w:sz w:val="19"/>
                 <w:szCs w:val="19"/>
               </w:rPr>
@@ -2379,8 +2263,6 @@
             <w:r>
               <w:rPr>
                 <w:rFonts w:ascii="Times New Roman" w:cs="Times New Roman" w:eastAsia="Times New Roman" w:hAnsi="Times New Roman"/>
-                <w:b w:val="false"/>
-                <w:bCs w:val="false"/>
                 <w:sz w:val="19"/>
                 <w:szCs w:val="19"/>
               </w:rPr>
@@ -2405,8 +2287,6 @@
             <w:r>
               <w:rPr>
                 <w:rFonts w:ascii="Times New Roman" w:cs="Times New Roman" w:eastAsia="Times New Roman" w:hAnsi="Times New Roman"/>
-                <w:b w:val="false"/>
-                <w:bCs w:val="false"/>
                 <w:sz w:val="19"/>
                 <w:szCs w:val="19"/>
               </w:rPr>
@@ -2433,8 +2313,6 @@
             <w:r>
               <w:rPr>
                 <w:rFonts w:ascii="Times New Roman" w:cs="Times New Roman" w:eastAsia="Times New Roman" w:hAnsi="Times New Roman"/>
-                <w:b w:val="false"/>
-                <w:bCs w:val="false"/>
                 <w:sz w:val="19"/>
                 <w:szCs w:val="19"/>
               </w:rPr>
@@ -2459,8 +2337,6 @@
             <w:r>
               <w:rPr>
                 <w:rFonts w:ascii="Times New Roman" w:cs="Times New Roman" w:eastAsia="Times New Roman" w:hAnsi="Times New Roman"/>
-                <w:b w:val="false"/>
-                <w:bCs w:val="false"/>
                 <w:sz w:val="19"/>
                 <w:szCs w:val="19"/>
               </w:rPr>
@@ -2485,8 +2361,6 @@
             <w:r>
               <w:rPr>
                 <w:rFonts w:ascii="Times New Roman" w:cs="Times New Roman" w:eastAsia="Times New Roman" w:hAnsi="Times New Roman"/>
-                <w:b w:val="false"/>
-                <w:bCs w:val="false"/>
                 <w:sz w:val="19"/>
                 <w:szCs w:val="19"/>
               </w:rPr>
@@ -2511,8 +2385,6 @@
             <w:r>
               <w:rPr>
                 <w:rFonts w:ascii="Times New Roman" w:cs="Times New Roman" w:eastAsia="Times New Roman" w:hAnsi="Times New Roman"/>
-                <w:b w:val="false"/>
-                <w:bCs w:val="false"/>
                 <w:sz w:val="19"/>
                 <w:szCs w:val="19"/>
               </w:rPr>
@@ -2537,8 +2409,6 @@
             <w:r>
               <w:rPr>
                 <w:rFonts w:ascii="Times New Roman" w:cs="Times New Roman" w:eastAsia="Times New Roman" w:hAnsi="Times New Roman"/>
-                <w:b w:val="false"/>
-                <w:bCs w:val="false"/>
                 <w:sz w:val="19"/>
                 <w:szCs w:val="19"/>
               </w:rPr>
@@ -2563,8 +2433,6 @@
             <w:r>
               <w:rPr>
                 <w:rFonts w:ascii="Times New Roman" w:cs="Times New Roman" w:eastAsia="Times New Roman" w:hAnsi="Times New Roman"/>
-                <w:b w:val="false"/>
-                <w:bCs w:val="false"/>
                 <w:sz w:val="19"/>
                 <w:szCs w:val="19"/>
               </w:rPr>
@@ -2589,8 +2457,6 @@
             <w:r>
               <w:rPr>
                 <w:rFonts w:ascii="Times New Roman" w:cs="Times New Roman" w:eastAsia="Times New Roman" w:hAnsi="Times New Roman"/>
-                <w:b w:val="false"/>
-                <w:bCs w:val="false"/>
                 <w:sz w:val="19"/>
                 <w:szCs w:val="19"/>
               </w:rPr>
@@ -2615,8 +2481,6 @@
             <w:r>
               <w:rPr>
                 <w:rFonts w:ascii="Times New Roman" w:cs="Times New Roman" w:eastAsia="Times New Roman" w:hAnsi="Times New Roman"/>
-                <w:b w:val="false"/>
-                <w:bCs w:val="false"/>
                 <w:sz w:val="19"/>
                 <w:szCs w:val="19"/>
               </w:rPr>
@@ -2643,8 +2507,6 @@
             <w:r>
               <w:rPr>
                 <w:rFonts w:ascii="Times New Roman" w:cs="Times New Roman" w:eastAsia="Times New Roman" w:hAnsi="Times New Roman"/>
-                <w:b w:val="false"/>
-                <w:bCs w:val="false"/>
                 <w:sz w:val="19"/>
                 <w:szCs w:val="19"/>
               </w:rPr>
@@ -2669,8 +2531,6 @@
             <w:r>
               <w:rPr>
                 <w:rFonts w:ascii="Times New Roman" w:cs="Times New Roman" w:eastAsia="Times New Roman" w:hAnsi="Times New Roman"/>
-                <w:b w:val="false"/>
-                <w:bCs w:val="false"/>
                 <w:sz w:val="19"/>
                 <w:szCs w:val="19"/>
               </w:rPr>
@@ -2695,8 +2555,6 @@
             <w:r>
               <w:rPr>
                 <w:rFonts w:ascii="Times New Roman" w:cs="Times New Roman" w:eastAsia="Times New Roman" w:hAnsi="Times New Roman"/>
-                <w:b w:val="false"/>
-                <w:bCs w:val="false"/>
                 <w:sz w:val="19"/>
                 <w:szCs w:val="19"/>
               </w:rPr>
@@ -2721,8 +2579,6 @@
             <w:r>
               <w:rPr>
                 <w:rFonts w:ascii="Times New Roman" w:cs="Times New Roman" w:eastAsia="Times New Roman" w:hAnsi="Times New Roman"/>
-                <w:b w:val="false"/>
-                <w:bCs w:val="false"/>
                 <w:sz w:val="19"/>
                 <w:szCs w:val="19"/>
               </w:rPr>
@@ -2747,8 +2603,6 @@
             <w:r>
               <w:rPr>
                 <w:rFonts w:ascii="Times New Roman" w:cs="Times New Roman" w:eastAsia="Times New Roman" w:hAnsi="Times New Roman"/>
-                <w:b w:val="false"/>
-                <w:bCs w:val="false"/>
                 <w:sz w:val="19"/>
                 <w:szCs w:val="19"/>
               </w:rPr>
@@ -2773,8 +2627,6 @@
             <w:r>
               <w:rPr>
                 <w:rFonts w:ascii="Times New Roman" w:cs="Times New Roman" w:eastAsia="Times New Roman" w:hAnsi="Times New Roman"/>
-                <w:b w:val="false"/>
-                <w:bCs w:val="false"/>
                 <w:sz w:val="19"/>
                 <w:szCs w:val="19"/>
               </w:rPr>
@@ -2799,8 +2651,6 @@
             <w:r>
               <w:rPr>
                 <w:rFonts w:ascii="Times New Roman" w:cs="Times New Roman" w:eastAsia="Times New Roman" w:hAnsi="Times New Roman"/>
-                <w:b w:val="false"/>
-                <w:bCs w:val="false"/>
                 <w:sz w:val="19"/>
                 <w:szCs w:val="19"/>
               </w:rPr>
@@ -2825,8 +2675,6 @@
             <w:r>
               <w:rPr>
                 <w:rFonts w:ascii="Times New Roman" w:cs="Times New Roman" w:eastAsia="Times New Roman" w:hAnsi="Times New Roman"/>
-                <w:b w:val="false"/>
-                <w:bCs w:val="false"/>
                 <w:sz w:val="19"/>
                 <w:szCs w:val="19"/>
               </w:rPr>
@@ -2853,8 +2701,6 @@
             <w:r>
               <w:rPr>
                 <w:rFonts w:ascii="Times New Roman" w:cs="Times New Roman" w:eastAsia="Times New Roman" w:hAnsi="Times New Roman"/>
-                <w:b w:val="false"/>
-                <w:bCs w:val="false"/>
                 <w:sz w:val="19"/>
                 <w:szCs w:val="19"/>
               </w:rPr>
@@ -2879,8 +2725,6 @@
             <w:r>
               <w:rPr>
                 <w:rFonts w:ascii="Times New Roman" w:cs="Times New Roman" w:eastAsia="Times New Roman" w:hAnsi="Times New Roman"/>
-                <w:b w:val="false"/>
-                <w:bCs w:val="false"/>
                 <w:sz w:val="19"/>
                 <w:szCs w:val="19"/>
               </w:rPr>
@@ -2905,8 +2749,6 @@
             <w:r>
               <w:rPr>
                 <w:rFonts w:ascii="Times New Roman" w:cs="Times New Roman" w:eastAsia="Times New Roman" w:hAnsi="Times New Roman"/>
-                <w:b w:val="false"/>
-                <w:bCs w:val="false"/>
                 <w:sz w:val="19"/>
                 <w:szCs w:val="19"/>
               </w:rPr>
@@ -2931,8 +2773,6 @@
             <w:r>
               <w:rPr>
                 <w:rFonts w:ascii="Times New Roman" w:cs="Times New Roman" w:eastAsia="Times New Roman" w:hAnsi="Times New Roman"/>
-                <w:b w:val="false"/>
-                <w:bCs w:val="false"/>
                 <w:sz w:val="19"/>
                 <w:szCs w:val="19"/>
               </w:rPr>
@@ -2957,8 +2797,6 @@
             <w:r>
               <w:rPr>
                 <w:rFonts w:ascii="Times New Roman" w:cs="Times New Roman" w:eastAsia="Times New Roman" w:hAnsi="Times New Roman"/>
-                <w:b w:val="false"/>
-                <w:bCs w:val="false"/>
                 <w:sz w:val="19"/>
                 <w:szCs w:val="19"/>
               </w:rPr>
@@ -2983,8 +2821,6 @@
             <w:r>
               <w:rPr>
                 <w:rFonts w:ascii="Times New Roman" w:cs="Times New Roman" w:eastAsia="Times New Roman" w:hAnsi="Times New Roman"/>
-                <w:b w:val="false"/>
-                <w:bCs w:val="false"/>
                 <w:sz w:val="19"/>
                 <w:szCs w:val="19"/>
               </w:rPr>
@@ -3009,8 +2845,6 @@
             <w:r>
               <w:rPr>
                 <w:rFonts w:ascii="Times New Roman" w:cs="Times New Roman" w:eastAsia="Times New Roman" w:hAnsi="Times New Roman"/>
-                <w:b w:val="false"/>
-                <w:bCs w:val="false"/>
                 <w:sz w:val="19"/>
                 <w:szCs w:val="19"/>
               </w:rPr>
@@ -3035,8 +2869,6 @@
             <w:r>
               <w:rPr>
                 <w:rFonts w:ascii="Times New Roman" w:cs="Times New Roman" w:eastAsia="Times New Roman" w:hAnsi="Times New Roman"/>
-                <w:b w:val="false"/>
-                <w:bCs w:val="false"/>
                 <w:sz w:val="19"/>
                 <w:szCs w:val="19"/>
               </w:rPr>
@@ -3388,8 +3220,6 @@
             <w:r>
               <w:rPr>
                 <w:rFonts w:ascii="Times New Roman" w:cs="Times New Roman" w:eastAsia="Times New Roman" w:hAnsi="Times New Roman"/>
-                <w:b w:val="false"/>
-                <w:bCs w:val="false"/>
                 <w:sz w:val="19"/>
                 <w:szCs w:val="19"/>
               </w:rPr>
@@ -3414,8 +3244,6 @@
             <w:r>
               <w:rPr>
                 <w:rFonts w:ascii="Times New Roman" w:cs="Times New Roman" w:eastAsia="Times New Roman" w:hAnsi="Times New Roman"/>
-                <w:b w:val="false"/>
-                <w:bCs w:val="false"/>
                 <w:sz w:val="19"/>
                 <w:szCs w:val="19"/>
               </w:rPr>
@@ -3440,8 +3268,6 @@
             <w:r>
               <w:rPr>
                 <w:rFonts w:ascii="Times New Roman" w:cs="Times New Roman" w:eastAsia="Times New Roman" w:hAnsi="Times New Roman"/>
-                <w:b w:val="false"/>
-                <w:bCs w:val="false"/>
                 <w:sz w:val="19"/>
                 <w:szCs w:val="19"/>
               </w:rPr>
@@ -3466,8 +3292,6 @@
             <w:r>
               <w:rPr>
                 <w:rFonts w:ascii="Times New Roman" w:cs="Times New Roman" w:eastAsia="Times New Roman" w:hAnsi="Times New Roman"/>
-                <w:b w:val="false"/>
-                <w:bCs w:val="false"/>
                 <w:sz w:val="19"/>
                 <w:szCs w:val="19"/>
               </w:rPr>
@@ -3492,8 +3316,6 @@
             <w:r>
               <w:rPr>
                 <w:rFonts w:ascii="Times New Roman" w:cs="Times New Roman" w:eastAsia="Times New Roman" w:hAnsi="Times New Roman"/>
-                <w:b w:val="false"/>
-                <w:bCs w:val="false"/>
                 <w:sz w:val="19"/>
                 <w:szCs w:val="19"/>
               </w:rPr>
@@ -3518,8 +3340,6 @@
             <w:r>
               <w:rPr>
                 <w:rFonts w:ascii="Times New Roman" w:cs="Times New Roman" w:eastAsia="Times New Roman" w:hAnsi="Times New Roman"/>
-                <w:b w:val="false"/>
-                <w:bCs w:val="false"/>
                 <w:sz w:val="19"/>
                 <w:szCs w:val="19"/>
               </w:rPr>
@@ -3544,8 +3364,6 @@
             <w:r>
               <w:rPr>
                 <w:rFonts w:ascii="Times New Roman" w:cs="Times New Roman" w:eastAsia="Times New Roman" w:hAnsi="Times New Roman"/>
-                <w:b w:val="false"/>
-                <w:bCs w:val="false"/>
                 <w:sz w:val="19"/>
                 <w:szCs w:val="19"/>
               </w:rPr>
@@ -3572,12 +3390,10 @@
             <w:r>
               <w:rPr>
                 <w:rFonts w:ascii="Times New Roman" w:cs="Times New Roman" w:eastAsia="Times New Roman" w:hAnsi="Times New Roman"/>
-                <w:b w:val="false"/>
-                <w:bCs w:val="false"/>
-                <w:sz w:val="19"/>
-                <w:szCs w:val="19"/>
-              </w:rPr>
-              <w:t xml:space="preserve">Zero-shot baseline</w:t>
+                <w:sz w:val="19"/>
+                <w:szCs w:val="19"/>
+              </w:rPr>
+              <w:t xml:space="preserve">Merged single adapter (ablation)</w:t>
             </w:r>
           </w:p>
         </w:tc>
@@ -3598,12 +3414,10 @@
             <w:r>
               <w:rPr>
                 <w:rFonts w:ascii="Times New Roman" w:cs="Times New Roman" w:eastAsia="Times New Roman" w:hAnsi="Times New Roman"/>
-                <w:b w:val="false"/>
-                <w:bCs w:val="false"/>
-                <w:sz w:val="19"/>
-                <w:szCs w:val="19"/>
-              </w:rPr>
-              <w:t xml:space="preserve">0.756</w:t>
+                <w:sz w:val="19"/>
+                <w:szCs w:val="19"/>
+              </w:rPr>
+              <w:t xml:space="preserve">0.899</w:t>
             </w:r>
           </w:p>
         </w:tc>
@@ -3624,12 +3438,10 @@
             <w:r>
               <w:rPr>
                 <w:rFonts w:ascii="Times New Roman" w:cs="Times New Roman" w:eastAsia="Times New Roman" w:hAnsi="Times New Roman"/>
-                <w:b w:val="false"/>
-                <w:bCs w:val="false"/>
-                <w:sz w:val="19"/>
-                <w:szCs w:val="19"/>
-              </w:rPr>
-              <w:t xml:space="preserve">0.566</w:t>
+                <w:sz w:val="19"/>
+                <w:szCs w:val="19"/>
+              </w:rPr>
+              <w:t xml:space="preserve">0.766</w:t>
             </w:r>
           </w:p>
         </w:tc>
@@ -3650,12 +3462,10 @@
             <w:r>
               <w:rPr>
                 <w:rFonts w:ascii="Times New Roman" w:cs="Times New Roman" w:eastAsia="Times New Roman" w:hAnsi="Times New Roman"/>
-                <w:b w:val="false"/>
-                <w:bCs w:val="false"/>
-                <w:sz w:val="19"/>
-                <w:szCs w:val="19"/>
-              </w:rPr>
-              <w:t xml:space="preserve">0.362</w:t>
+                <w:sz w:val="19"/>
+                <w:szCs w:val="19"/>
+              </w:rPr>
+              <w:t xml:space="preserve">0.951</w:t>
             </w:r>
           </w:p>
         </w:tc>
@@ -3676,12 +3486,10 @@
             <w:r>
               <w:rPr>
                 <w:rFonts w:ascii="Times New Roman" w:cs="Times New Roman" w:eastAsia="Times New Roman" w:hAnsi="Times New Roman"/>
-                <w:b w:val="false"/>
-                <w:bCs w:val="false"/>
-                <w:sz w:val="19"/>
-                <w:szCs w:val="19"/>
-              </w:rPr>
-              <w:t xml:space="preserve">0.442</w:t>
+                <w:sz w:val="19"/>
+                <w:szCs w:val="19"/>
+              </w:rPr>
+              <w:t xml:space="preserve">0.848</w:t>
             </w:r>
           </w:p>
         </w:tc>
@@ -3702,38 +3510,34 @@
             <w:r>
               <w:rPr>
                 <w:rFonts w:ascii="Times New Roman" w:cs="Times New Roman" w:eastAsia="Times New Roman" w:hAnsi="Times New Roman"/>
-                <w:b w:val="false"/>
-                <w:bCs w:val="false"/>
-                <w:sz w:val="19"/>
-                <w:szCs w:val="19"/>
-              </w:rPr>
-              <w:t xml:space="preserve">0.101</w:t>
-            </w:r>
-          </w:p>
-        </w:tc>
-        <w:tc>
-          <w:tcPr>
-            <w:tcW w:type="dxa" w:w="1050"/>
-            <w:tcMar>
-              <w:top w:type="dxa" w:w="60"/>
-              <w:left w:type="dxa" w:w="80"/>
-              <w:bottom w:type="dxa" w:w="60"/>
-              <w:right w:type="dxa" w:w="80"/>
-            </w:tcMar>
-          </w:tcPr>
-          <w:p>
-            <w:pPr>
-              <w:jc w:val="center"/>
-            </w:pPr>
-            <w:r>
-              <w:rPr>
-                <w:rFonts w:ascii="Times New Roman" w:cs="Times New Roman" w:eastAsia="Times New Roman" w:hAnsi="Times New Roman"/>
-                <w:b w:val="false"/>
-                <w:bCs w:val="false"/>
-                <w:sz w:val="19"/>
-                <w:szCs w:val="19"/>
-              </w:rPr>
-              <w:t xml:space="preserve">0.638</w:t>
+                <w:sz w:val="19"/>
+                <w:szCs w:val="19"/>
+              </w:rPr>
+              <w:t xml:space="preserve">0.121</w:t>
+            </w:r>
+          </w:p>
+        </w:tc>
+        <w:tc>
+          <w:tcPr>
+            <w:tcW w:type="dxa" w:w="1050"/>
+            <w:tcMar>
+              <w:top w:type="dxa" w:w="60"/>
+              <w:left w:type="dxa" w:w="80"/>
+              <w:bottom w:type="dxa" w:w="60"/>
+              <w:right w:type="dxa" w:w="80"/>
+            </w:tcMar>
+          </w:tcPr>
+          <w:p>
+            <w:pPr>
+              <w:jc w:val="center"/>
+            </w:pPr>
+            <w:r>
+              <w:rPr>
+                <w:rFonts w:ascii="Times New Roman" w:cs="Times New Roman" w:eastAsia="Times New Roman" w:hAnsi="Times New Roman"/>
+                <w:sz w:val="19"/>
+                <w:szCs w:val="19"/>
+              </w:rPr>
+              <w:t xml:space="preserve">0.048</w:t>
             </w:r>
           </w:p>
         </w:tc>
@@ -3756,12 +3560,10 @@
             <w:r>
               <w:rPr>
                 <w:rFonts w:ascii="Times New Roman" w:cs="Times New Roman" w:eastAsia="Times New Roman" w:hAnsi="Times New Roman"/>
-                <w:b w:val="false"/>
-                <w:bCs w:val="false"/>
-                <w:sz w:val="19"/>
-                <w:szCs w:val="19"/>
-              </w:rPr>
-              <w:t xml:space="preserve">Merged single adapter (ablation)</w:t>
+                <w:sz w:val="19"/>
+                <w:szCs w:val="19"/>
+              </w:rPr>
+              <w:t xml:space="preserve">Zero-shot baseline</w:t>
             </w:r>
           </w:p>
         </w:tc>
@@ -3782,12 +3584,10 @@
             <w:r>
               <w:rPr>
                 <w:rFonts w:ascii="Times New Roman" w:cs="Times New Roman" w:eastAsia="Times New Roman" w:hAnsi="Times New Roman"/>
-                <w:b w:val="false"/>
-                <w:bCs w:val="false"/>
-                <w:sz w:val="19"/>
-                <w:szCs w:val="19"/>
-              </w:rPr>
-              <w:t xml:space="preserve">[PENDING]</w:t>
+                <w:sz w:val="19"/>
+                <w:szCs w:val="19"/>
+              </w:rPr>
+              <w:t xml:space="preserve">0.756</w:t>
             </w:r>
           </w:p>
         </w:tc>
@@ -3808,12 +3608,10 @@
             <w:r>
               <w:rPr>
                 <w:rFonts w:ascii="Times New Roman" w:cs="Times New Roman" w:eastAsia="Times New Roman" w:hAnsi="Times New Roman"/>
-                <w:b w:val="false"/>
-                <w:bCs w:val="false"/>
-                <w:sz w:val="19"/>
-                <w:szCs w:val="19"/>
-              </w:rPr>
-              <w:t xml:space="preserve">-</w:t>
+                <w:sz w:val="19"/>
+                <w:szCs w:val="19"/>
+              </w:rPr>
+              <w:t xml:space="preserve">0.566</w:t>
             </w:r>
           </w:p>
         </w:tc>
@@ -3834,12 +3632,10 @@
             <w:r>
               <w:rPr>
                 <w:rFonts w:ascii="Times New Roman" w:cs="Times New Roman" w:eastAsia="Times New Roman" w:hAnsi="Times New Roman"/>
-                <w:b w:val="false"/>
-                <w:bCs w:val="false"/>
-                <w:sz w:val="19"/>
-                <w:szCs w:val="19"/>
-              </w:rPr>
-              <w:t xml:space="preserve">-</w:t>
+                <w:sz w:val="19"/>
+                <w:szCs w:val="19"/>
+              </w:rPr>
+              <w:t xml:space="preserve">0.362</w:t>
             </w:r>
           </w:p>
         </w:tc>
@@ -3860,12 +3656,10 @@
             <w:r>
               <w:rPr>
                 <w:rFonts w:ascii="Times New Roman" w:cs="Times New Roman" w:eastAsia="Times New Roman" w:hAnsi="Times New Roman"/>
-                <w:b w:val="false"/>
-                <w:bCs w:val="false"/>
-                <w:sz w:val="19"/>
-                <w:szCs w:val="19"/>
-              </w:rPr>
-              <w:t xml:space="preserve">-</w:t>
+                <w:sz w:val="19"/>
+                <w:szCs w:val="19"/>
+              </w:rPr>
+              <w:t xml:space="preserve">0.442</w:t>
             </w:r>
           </w:p>
         </w:tc>
@@ -3886,38 +3680,34 @@
             <w:r>
               <w:rPr>
                 <w:rFonts w:ascii="Times New Roman" w:cs="Times New Roman" w:eastAsia="Times New Roman" w:hAnsi="Times New Roman"/>
-                <w:b w:val="false"/>
-                <w:bCs w:val="false"/>
-                <w:sz w:val="19"/>
-                <w:szCs w:val="19"/>
-              </w:rPr>
-              <w:t xml:space="preserve">-</w:t>
-            </w:r>
-          </w:p>
-        </w:tc>
-        <w:tc>
-          <w:tcPr>
-            <w:tcW w:type="dxa" w:w="1050"/>
-            <w:tcMar>
-              <w:top w:type="dxa" w:w="60"/>
-              <w:left w:type="dxa" w:w="80"/>
-              <w:bottom w:type="dxa" w:w="60"/>
-              <w:right w:type="dxa" w:w="80"/>
-            </w:tcMar>
-          </w:tcPr>
-          <w:p>
-            <w:pPr>
-              <w:jc w:val="center"/>
-            </w:pPr>
-            <w:r>
-              <w:rPr>
-                <w:rFonts w:ascii="Times New Roman" w:cs="Times New Roman" w:eastAsia="Times New Roman" w:hAnsi="Times New Roman"/>
-                <w:b w:val="false"/>
-                <w:bCs w:val="false"/>
-                <w:sz w:val="19"/>
-                <w:szCs w:val="19"/>
-              </w:rPr>
-              <w:t xml:space="preserve">-</w:t>
+                <w:sz w:val="19"/>
+                <w:szCs w:val="19"/>
+              </w:rPr>
+              <w:t xml:space="preserve">0.101</w:t>
+            </w:r>
+          </w:p>
+        </w:tc>
+        <w:tc>
+          <w:tcPr>
+            <w:tcW w:type="dxa" w:w="1050"/>
+            <w:tcMar>
+              <w:top w:type="dxa" w:w="60"/>
+              <w:left w:type="dxa" w:w="80"/>
+              <w:bottom w:type="dxa" w:w="60"/>
+              <w:right w:type="dxa" w:w="80"/>
+            </w:tcMar>
+          </w:tcPr>
+          <w:p>
+            <w:pPr>
+              <w:jc w:val="center"/>
+            </w:pPr>
+            <w:r>
+              <w:rPr>
+                <w:rFonts w:ascii="Times New Roman" w:cs="Times New Roman" w:eastAsia="Times New Roman" w:hAnsi="Times New Roman"/>
+                <w:sz w:val="19"/>
+                <w:szCs w:val="19"/>
+              </w:rPr>
+              <w:t xml:space="preserve">0.638</w:t>
             </w:r>
           </w:p>
         </w:tc>
@@ -3936,7 +3726,7 @@
           <w:sz w:val="20"/>
           <w:szCs w:val="20"/>
         </w:rPr>
-        <w:t xml:space="preserve">Table 7.4: System-level results on the combined test set (n = 21,492). The merged-adapter ablation row will be completed when its fine-tuning run finishes.</w:t>
+        <w:t xml:space="preserve">Table 7.4: System-level results on the combined test set (n = 21,492).</w:t>
       </w:r>
     </w:p>
     <w:p>
@@ -4215,8 +4005,6 @@
             <w:r>
               <w:rPr>
                 <w:rFonts w:ascii="Times New Roman" w:cs="Times New Roman" w:eastAsia="Times New Roman" w:hAnsi="Times New Roman"/>
-                <w:b w:val="false"/>
-                <w:bCs w:val="false"/>
                 <w:sz w:val="19"/>
                 <w:szCs w:val="19"/>
               </w:rPr>
@@ -4241,8 +4029,6 @@
             <w:r>
               <w:rPr>
                 <w:rFonts w:ascii="Times New Roman" w:cs="Times New Roman" w:eastAsia="Times New Roman" w:hAnsi="Times New Roman"/>
-                <w:b w:val="false"/>
-                <w:bCs w:val="false"/>
                 <w:sz w:val="19"/>
                 <w:szCs w:val="19"/>
               </w:rPr>
@@ -4269,8 +4055,6 @@
             <w:r>
               <w:rPr>
                 <w:rFonts w:ascii="Times New Roman" w:cs="Times New Roman" w:eastAsia="Times New Roman" w:hAnsi="Times New Roman"/>
-                <w:b w:val="false"/>
-                <w:bCs w:val="false"/>
                 <w:sz w:val="19"/>
                 <w:szCs w:val="19"/>
               </w:rPr>
@@ -4295,8 +4079,6 @@
             <w:r>
               <w:rPr>
                 <w:rFonts w:ascii="Times New Roman" w:cs="Times New Roman" w:eastAsia="Times New Roman" w:hAnsi="Times New Roman"/>
-                <w:b w:val="false"/>
-                <w:bCs w:val="false"/>
                 <w:sz w:val="19"/>
                 <w:szCs w:val="19"/>
               </w:rPr>
@@ -4323,8 +4105,6 @@
             <w:r>
               <w:rPr>
                 <w:rFonts w:ascii="Times New Roman" w:cs="Times New Roman" w:eastAsia="Times New Roman" w:hAnsi="Times New Roman"/>
-                <w:b w:val="false"/>
-                <w:bCs w:val="false"/>
                 <w:sz w:val="19"/>
                 <w:szCs w:val="19"/>
               </w:rPr>
@@ -4349,8 +4129,6 @@
             <w:r>
               <w:rPr>
                 <w:rFonts w:ascii="Times New Roman" w:cs="Times New Roman" w:eastAsia="Times New Roman" w:hAnsi="Times New Roman"/>
-                <w:b w:val="false"/>
-                <w:bCs w:val="false"/>
                 <w:sz w:val="19"/>
                 <w:szCs w:val="19"/>
               </w:rPr>
@@ -4377,8 +4155,6 @@
             <w:r>
               <w:rPr>
                 <w:rFonts w:ascii="Times New Roman" w:cs="Times New Roman" w:eastAsia="Times New Roman" w:hAnsi="Times New Roman"/>
-                <w:b w:val="false"/>
-                <w:bCs w:val="false"/>
                 <w:sz w:val="19"/>
                 <w:szCs w:val="19"/>
               </w:rPr>
@@ -4403,8 +4179,6 @@
             <w:r>
               <w:rPr>
                 <w:rFonts w:ascii="Times New Roman" w:cs="Times New Roman" w:eastAsia="Times New Roman" w:hAnsi="Times New Roman"/>
-                <w:b w:val="false"/>
-                <w:bCs w:val="false"/>
                 <w:sz w:val="19"/>
                 <w:szCs w:val="19"/>
               </w:rPr>
@@ -4431,8 +4205,6 @@
             <w:r>
               <w:rPr>
                 <w:rFonts w:ascii="Times New Roman" w:cs="Times New Roman" w:eastAsia="Times New Roman" w:hAnsi="Times New Roman"/>
-                <w:b w:val="false"/>
-                <w:bCs w:val="false"/>
                 <w:sz w:val="19"/>
                 <w:szCs w:val="19"/>
               </w:rPr>
@@ -4457,8 +4229,6 @@
             <w:r>
               <w:rPr>
                 <w:rFonts w:ascii="Times New Roman" w:cs="Times New Roman" w:eastAsia="Times New Roman" w:hAnsi="Times New Roman"/>
-                <w:b w:val="false"/>
-                <w:bCs w:val="false"/>
                 <w:sz w:val="19"/>
                 <w:szCs w:val="19"/>
               </w:rPr>
@@ -4485,8 +4255,6 @@
             <w:r>
               <w:rPr>
                 <w:rFonts w:ascii="Times New Roman" w:cs="Times New Roman" w:eastAsia="Times New Roman" w:hAnsi="Times New Roman"/>
-                <w:b w:val="false"/>
-                <w:bCs w:val="false"/>
                 <w:sz w:val="19"/>
                 <w:szCs w:val="19"/>
               </w:rPr>
@@ -4511,8 +4279,6 @@
             <w:r>
               <w:rPr>
                 <w:rFonts w:ascii="Times New Roman" w:cs="Times New Roman" w:eastAsia="Times New Roman" w:hAnsi="Times New Roman"/>
-                <w:b w:val="false"/>
-                <w:bCs w:val="false"/>
                 <w:sz w:val="19"/>
                 <w:szCs w:val="19"/>
               </w:rPr>
@@ -4566,7 +4332,21 @@
           <w:sz w:val="22"/>
           <w:szCs w:val="22"/>
         </w:rPr>
-        <w:t xml:space="preserve">[PENDING - to be completed when the merged-adapter fine-tuning run finishes.] A single control adapter is being fine-tuned on the union of all three category datasets under the configuration of Table 7.1. Its metrics on the combined test set will complete Table 7.4, and a McNemar paired test against the ensemble will determine whether the observed difference is statistically significant. Given the partial generalisation already evident in Figure 7.2, this experiment determines whether the decomposition's benefit lies in raw detection performance or in the capabilities a single binary classifier cannot provide: category attribution (Section 7.5.2) and modular extensibility, whereby a new attack category requires training one 87 MB adapter without retraining existing detectors [22].</w:t>
+        <w:t xml:space="preserve">To test whether the decomposition itself - rather than fine-tuning alone - is responsible for the system's performance, a single control adapter was fine-tuned on the union of all three category datasets under the identical configuration of Table 7.1 and evaluated on the same combined test set. The ensemble outperforms the merged generalist on every metric (Table 7.4): F1 0.893 versus 0.848, recall 99.3% versus 95.1% (FNR 0.7% versus 4.8% - the merged adapter misses roughly six times as many injections), and FPR 8.4% versus 12.1%. The decomposed design therefore dominates the single-classifier alternative on both error axes simultaneously, despite the merged adapter receiving approximately three times the training data of any individual specialist. [PENDING: McNemar ensemble-vs-merged p-value from the statistical analysis.]</w:t>
+      </w:r>
+    </w:p>
+    <w:p>
+      <w:pPr>
+        <w:spacing w:after="160" w:line="300"/>
+        <w:jc w:val="both"/>
+      </w:pPr>
+      <w:r>
+        <w:rPr>
+          <w:rFonts w:ascii="Times New Roman" w:cs="Times New Roman" w:eastAsia="Times New Roman" w:hAnsi="Times New Roman"/>
+          <w:sz w:val="22"/>
+          <w:szCs w:val="22"/>
+        </w:rPr>
+        <w:t xml:space="preserve">Beyond raw detection, the decomposition provides capabilities a single binary classifier cannot: category attribution of detections (77.5% via score arg-max, Section 7.5.2) and modular extensibility, whereby supporting a new attack category requires training and hot-swapping one 87 MB adapter without retraining the existing detectors [22]. Together with the ablation result, this validates the central architectural hypothesis of this work.</w:t>
       </w:r>
     </w:p>
     <w:p>
